--- a/docpac_08091025/docpac_08091025.docx
+++ b/docpac_08091025/docpac_08091025.docx
@@ -1,6 +1,6 @@
 
 <file path=word/document.xml><?xml version="1.0" encoding="utf-8"?>
-<w:document xmlns:wpc="http://schemas.microsoft.com/office/word/2010/wordprocessingCanvas" xmlns:cx="http://schemas.microsoft.com/office/drawing/2014/chartex" xmlns:cx1="http://schemas.microsoft.com/office/drawing/2015/9/8/chartex" xmlns:cx2="http://schemas.microsoft.com/office/drawing/2015/10/21/chartex" xmlns:cx3="http://schemas.microsoft.com/office/drawing/2016/5/9/chartex" xmlns:cx4="http://schemas.microsoft.com/office/drawing/2016/5/10/chartex" xmlns:cx5="http://schemas.microsoft.com/office/drawing/2016/5/11/chartex" xmlns:cx6="http://schemas.microsoft.com/office/drawing/2016/5/12/chartex" xmlns:cx7="http://schemas.microsoft.com/office/drawing/2016/5/13/chartex" xmlns:cx8="http://schemas.microsoft.com/office/drawing/2016/5/14/chartex" xmlns:mc="http://schemas.openxmlformats.org/markup-compatibility/2006" xmlns:aink="http://schemas.microsoft.com/office/drawing/2016/ink" xmlns:am3d="http://schemas.microsoft.com/office/drawing/2017/model3d" xmlns:o="urn:schemas-microsoft-com:office:office" xmlns:r="http://schemas.openxmlformats.org/officeDocument/2006/relationships" xmlns:m="http://schemas.openxmlformats.org/officeDocument/2006/math" xmlns:v="urn:schemas-microsoft-com:vml" xmlns:wp14="http://schemas.microsoft.com/office/word/2010/wordprocessingDrawing" xmlns:wp="http://schemas.openxmlformats.org/drawingml/2006/wordprocessingDrawing" xmlns:w10="urn:schemas-microsoft-com:office:word" xmlns:w="http://schemas.openxmlformats.org/wordprocessingml/2006/main" xmlns:w14="http://schemas.microsoft.com/office/word/2010/wordml" xmlns:w15="http://schemas.microsoft.com/office/word/2012/wordml" xmlns:w16cid="http://schemas.microsoft.com/office/word/2016/wordml/cid" xmlns:w16se="http://schemas.microsoft.com/office/word/2015/wordml/symex" xmlns:wpg="http://schemas.microsoft.com/office/word/2010/wordprocessingGroup" xmlns:wpi="http://schemas.microsoft.com/office/word/2010/wordprocessingInk" xmlns:wne="http://schemas.microsoft.com/office/word/2006/wordml" xmlns:wps="http://schemas.microsoft.com/office/word/2010/wordprocessingShape" mc:Ignorable="w14 w15 w16se w16cid wp14">
+<w:document xmlns:wpc="http://schemas.microsoft.com/office/word/2010/wordprocessingCanvas" xmlns:cx="http://schemas.microsoft.com/office/drawing/2014/chartex" xmlns:cx1="http://schemas.microsoft.com/office/drawing/2015/9/8/chartex" xmlns:cx2="http://schemas.microsoft.com/office/drawing/2015/10/21/chartex" xmlns:cx3="http://schemas.microsoft.com/office/drawing/2016/5/9/chartex" xmlns:cx4="http://schemas.microsoft.com/office/drawing/2016/5/10/chartex" xmlns:cx5="http://schemas.microsoft.com/office/drawing/2016/5/11/chartex" xmlns:cx6="http://schemas.microsoft.com/office/drawing/2016/5/12/chartex" xmlns:cx7="http://schemas.microsoft.com/office/drawing/2016/5/13/chartex" xmlns:cx8="http://schemas.microsoft.com/office/drawing/2016/5/14/chartex" xmlns:mc="http://schemas.openxmlformats.org/markup-compatibility/2006" xmlns:aink="http://schemas.microsoft.com/office/drawing/2016/ink" xmlns:am3d="http://schemas.microsoft.com/office/drawing/2017/model3d" xmlns:o="urn:schemas-microsoft-com:office:office" xmlns:oel="http://schemas.microsoft.com/office/2019/extlst" xmlns:r="http://schemas.openxmlformats.org/officeDocument/2006/relationships" xmlns:m="http://schemas.openxmlformats.org/officeDocument/2006/math" xmlns:v="urn:schemas-microsoft-com:vml" xmlns:wp14="http://schemas.microsoft.com/office/word/2010/wordprocessingDrawing" xmlns:wp="http://schemas.openxmlformats.org/drawingml/2006/wordprocessingDrawing" xmlns:w10="urn:schemas-microsoft-com:office:word" xmlns:w="http://schemas.openxmlformats.org/wordprocessingml/2006/main" xmlns:w14="http://schemas.microsoft.com/office/word/2010/wordml" xmlns:w15="http://schemas.microsoft.com/office/word/2012/wordml" xmlns:w16cex="http://schemas.microsoft.com/office/word/2018/wordml/cex" xmlns:w16cid="http://schemas.microsoft.com/office/word/2016/wordml/cid" xmlns:w16="http://schemas.microsoft.com/office/word/2018/wordml" xmlns:w16du="http://schemas.microsoft.com/office/word/2023/wordml/word16du" xmlns:w16sdtdh="http://schemas.microsoft.com/office/word/2020/wordml/sdtdatahash" xmlns:w16sdtfl="http://schemas.microsoft.com/office/word/2024/wordml/sdtformatlock" xmlns:w16se="http://schemas.microsoft.com/office/word/2015/wordml/symex" xmlns:wpg="http://schemas.microsoft.com/office/word/2010/wordprocessingGroup" xmlns:wpi="http://schemas.microsoft.com/office/word/2010/wordprocessingInk" xmlns:wne="http://schemas.microsoft.com/office/word/2006/wordml" xmlns:wps="http://schemas.microsoft.com/office/word/2010/wordprocessingShape" mc:Ignorable="w14 w15 w16se w16cid w16 w16cex w16sdtdh w16sdtfl w16du wp14">
   <w:body>
     <w:p>
       <w:pPr>
@@ -18,6 +18,7 @@
         </w:rPr>
         <w:t xml:space="preserve">Documentation Packet </w:t>
       </w:r>
+      <w:proofErr w:type="gramStart"/>
       <w:r>
         <w:rPr>
           <w:b/>
@@ -45,6 +46,7 @@
         </w:rPr>
         <w:t>8</w:t>
       </w:r>
+      <w:proofErr w:type="gramEnd"/>
       <w:r>
         <w:rPr>
           <w:b/>
@@ -165,6 +167,7 @@
         </w:rPr>
         <w:t>th</w:t>
       </w:r>
+      <w:proofErr w:type="gramStart"/>
       <w:r>
         <w:rPr>
           <w:b/>
@@ -192,6 +195,7 @@
         </w:rPr>
         <w:t>5</w:t>
       </w:r>
+      <w:proofErr w:type="gramEnd"/>
     </w:p>
     <w:tbl>
       <w:tblPr>
@@ -281,7 +285,6 @@
           <w:p>
             <w:pPr>
               <w:pStyle w:val="Heading1"/>
-              <w:outlineLvl w:val="0"/>
             </w:pPr>
             <w:r>
               <w:t>Goals:</w:t>
@@ -344,7 +347,6 @@
           <w:p>
             <w:pPr>
               <w:pStyle w:val="Heading1"/>
-              <w:outlineLvl w:val="0"/>
             </w:pPr>
             <w:r>
               <w:t>Events:</w:t>
@@ -389,7 +391,6 @@
           <w:p>
             <w:pPr>
               <w:pStyle w:val="Heading1"/>
-              <w:outlineLvl w:val="0"/>
             </w:pPr>
             <w:r>
               <w:t>Included Documentation</w:t>
@@ -478,7 +479,6 @@
           <w:p>
             <w:pPr>
               <w:pStyle w:val="Heading1"/>
-              <w:outlineLvl w:val="0"/>
             </w:pPr>
             <w:r>
               <w:t>Required Documentation:</w:t>
@@ -583,7 +583,6 @@
           <w:p>
             <w:pPr>
               <w:pStyle w:val="Heading1"/>
-              <w:outlineLvl w:val="0"/>
             </w:pPr>
             <w:r>
               <w:t>Changes/Notes:</w:t>
@@ -3326,8 +3325,6 @@
                 <w:szCs w:val="16"/>
               </w:rPr>
             </w:pPr>
-            <w:bookmarkStart w:id="1" w:name="_GoBack"/>
-            <w:bookmarkEnd w:id="1"/>
           </w:p>
         </w:tc>
       </w:tr>
@@ -4711,13 +4708,27 @@
         <w:rPr>
           <w:sz w:val="22"/>
         </w:rPr>
-        <w:t xml:space="preserve"> Issue</w:t>
+        <w:t xml:space="preserve"> </w:t>
+      </w:r>
+      <w:proofErr w:type="gramStart"/>
+      <w:r>
+        <w:rPr>
+          <w:sz w:val="22"/>
+        </w:rPr>
+        <w:t>Issue</w:t>
       </w:r>
       <w:r>
         <w:rPr>
           <w:sz w:val="22"/>
         </w:rPr>
-        <w:t>:________________________</w:t>
+        <w:t>:_</w:t>
+      </w:r>
+      <w:proofErr w:type="gramEnd"/>
+      <w:r>
+        <w:rPr>
+          <w:sz w:val="22"/>
+        </w:rPr>
+        <w:t>_______________________</w:t>
       </w:r>
     </w:p>
     <w:tbl>
@@ -5373,7 +5384,7 @@
 </file>
 
 <file path=word/endnotes.xml><?xml version="1.0" encoding="utf-8"?>
-<w:endnotes xmlns:wpc="http://schemas.microsoft.com/office/word/2010/wordprocessingCanvas" xmlns:cx="http://schemas.microsoft.com/office/drawing/2014/chartex" xmlns:cx1="http://schemas.microsoft.com/office/drawing/2015/9/8/chartex" xmlns:cx2="http://schemas.microsoft.com/office/drawing/2015/10/21/chartex" xmlns:cx3="http://schemas.microsoft.com/office/drawing/2016/5/9/chartex" xmlns:cx4="http://schemas.microsoft.com/office/drawing/2016/5/10/chartex" xmlns:cx5="http://schemas.microsoft.com/office/drawing/2016/5/11/chartex" xmlns:cx6="http://schemas.microsoft.com/office/drawing/2016/5/12/chartex" xmlns:cx7="http://schemas.microsoft.com/office/drawing/2016/5/13/chartex" xmlns:cx8="http://schemas.microsoft.com/office/drawing/2016/5/14/chartex" xmlns:mc="http://schemas.openxmlformats.org/markup-compatibility/2006" xmlns:aink="http://schemas.microsoft.com/office/drawing/2016/ink" xmlns:am3d="http://schemas.microsoft.com/office/drawing/2017/model3d" xmlns:o="urn:schemas-microsoft-com:office:office" xmlns:r="http://schemas.openxmlformats.org/officeDocument/2006/relationships" xmlns:m="http://schemas.openxmlformats.org/officeDocument/2006/math" xmlns:v="urn:schemas-microsoft-com:vml" xmlns:wp14="http://schemas.microsoft.com/office/word/2010/wordprocessingDrawing" xmlns:wp="http://schemas.openxmlformats.org/drawingml/2006/wordprocessingDrawing" xmlns:w10="urn:schemas-microsoft-com:office:word" xmlns:w="http://schemas.openxmlformats.org/wordprocessingml/2006/main" xmlns:w14="http://schemas.microsoft.com/office/word/2010/wordml" xmlns:w15="http://schemas.microsoft.com/office/word/2012/wordml" xmlns:w16cid="http://schemas.microsoft.com/office/word/2016/wordml/cid" xmlns:w16se="http://schemas.microsoft.com/office/word/2015/wordml/symex" xmlns:wpg="http://schemas.microsoft.com/office/word/2010/wordprocessingGroup" xmlns:wpi="http://schemas.microsoft.com/office/word/2010/wordprocessingInk" xmlns:wne="http://schemas.microsoft.com/office/word/2006/wordml" xmlns:wps="http://schemas.microsoft.com/office/word/2010/wordprocessingShape" mc:Ignorable="w14 w15 w16se w16cid wp14">
+<w:endnotes xmlns:wpc="http://schemas.microsoft.com/office/word/2010/wordprocessingCanvas" xmlns:cx="http://schemas.microsoft.com/office/drawing/2014/chartex" xmlns:cx1="http://schemas.microsoft.com/office/drawing/2015/9/8/chartex" xmlns:cx2="http://schemas.microsoft.com/office/drawing/2015/10/21/chartex" xmlns:cx3="http://schemas.microsoft.com/office/drawing/2016/5/9/chartex" xmlns:cx4="http://schemas.microsoft.com/office/drawing/2016/5/10/chartex" xmlns:cx5="http://schemas.microsoft.com/office/drawing/2016/5/11/chartex" xmlns:cx6="http://schemas.microsoft.com/office/drawing/2016/5/12/chartex" xmlns:cx7="http://schemas.microsoft.com/office/drawing/2016/5/13/chartex" xmlns:cx8="http://schemas.microsoft.com/office/drawing/2016/5/14/chartex" xmlns:mc="http://schemas.openxmlformats.org/markup-compatibility/2006" xmlns:aink="http://schemas.microsoft.com/office/drawing/2016/ink" xmlns:am3d="http://schemas.microsoft.com/office/drawing/2017/model3d" xmlns:o="urn:schemas-microsoft-com:office:office" xmlns:oel="http://schemas.microsoft.com/office/2019/extlst" xmlns:r="http://schemas.openxmlformats.org/officeDocument/2006/relationships" xmlns:m="http://schemas.openxmlformats.org/officeDocument/2006/math" xmlns:v="urn:schemas-microsoft-com:vml" xmlns:wp14="http://schemas.microsoft.com/office/word/2010/wordprocessingDrawing" xmlns:wp="http://schemas.openxmlformats.org/drawingml/2006/wordprocessingDrawing" xmlns:w10="urn:schemas-microsoft-com:office:word" xmlns:w="http://schemas.openxmlformats.org/wordprocessingml/2006/main" xmlns:w14="http://schemas.microsoft.com/office/word/2010/wordml" xmlns:w15="http://schemas.microsoft.com/office/word/2012/wordml" xmlns:w16cex="http://schemas.microsoft.com/office/word/2018/wordml/cex" xmlns:w16cid="http://schemas.microsoft.com/office/word/2016/wordml/cid" xmlns:w16="http://schemas.microsoft.com/office/word/2018/wordml" xmlns:w16du="http://schemas.microsoft.com/office/word/2023/wordml/word16du" xmlns:w16sdtdh="http://schemas.microsoft.com/office/word/2020/wordml/sdtdatahash" xmlns:w16sdtfl="http://schemas.microsoft.com/office/word/2024/wordml/sdtformatlock" xmlns:w16se="http://schemas.microsoft.com/office/word/2015/wordml/symex" xmlns:wpg="http://schemas.microsoft.com/office/word/2010/wordprocessingGroup" xmlns:wpi="http://schemas.microsoft.com/office/word/2010/wordprocessingInk" xmlns:wne="http://schemas.microsoft.com/office/word/2006/wordml" xmlns:wps="http://schemas.microsoft.com/office/word/2010/wordprocessingShape" mc:Ignorable="w14 w15 w16se w16cid w16 w16cex w16sdtdh w16sdtfl w16du wp14">
   <w:endnote w:type="separator" w:id="-1">
     <w:p>
       <w:pPr>
@@ -5405,7 +5416,7 @@
 </file>
 
 <file path=word/footer1.xml><?xml version="1.0" encoding="utf-8"?>
-<w:ftr xmlns:wpc="http://schemas.microsoft.com/office/word/2010/wordprocessingCanvas" xmlns:cx="http://schemas.microsoft.com/office/drawing/2014/chartex" xmlns:cx1="http://schemas.microsoft.com/office/drawing/2015/9/8/chartex" xmlns:cx2="http://schemas.microsoft.com/office/drawing/2015/10/21/chartex" xmlns:cx3="http://schemas.microsoft.com/office/drawing/2016/5/9/chartex" xmlns:cx4="http://schemas.microsoft.com/office/drawing/2016/5/10/chartex" xmlns:cx5="http://schemas.microsoft.com/office/drawing/2016/5/11/chartex" xmlns:cx6="http://schemas.microsoft.com/office/drawing/2016/5/12/chartex" xmlns:cx7="http://schemas.microsoft.com/office/drawing/2016/5/13/chartex" xmlns:cx8="http://schemas.microsoft.com/office/drawing/2016/5/14/chartex" xmlns:mc="http://schemas.openxmlformats.org/markup-compatibility/2006" xmlns:aink="http://schemas.microsoft.com/office/drawing/2016/ink" xmlns:am3d="http://schemas.microsoft.com/office/drawing/2017/model3d" xmlns:o="urn:schemas-microsoft-com:office:office" xmlns:r="http://schemas.openxmlformats.org/officeDocument/2006/relationships" xmlns:m="http://schemas.openxmlformats.org/officeDocument/2006/math" xmlns:v="urn:schemas-microsoft-com:vml" xmlns:wp14="http://schemas.microsoft.com/office/word/2010/wordprocessingDrawing" xmlns:wp="http://schemas.openxmlformats.org/drawingml/2006/wordprocessingDrawing" xmlns:w10="urn:schemas-microsoft-com:office:word" xmlns:w="http://schemas.openxmlformats.org/wordprocessingml/2006/main" xmlns:w14="http://schemas.microsoft.com/office/word/2010/wordml" xmlns:w15="http://schemas.microsoft.com/office/word/2012/wordml" xmlns:w16cid="http://schemas.microsoft.com/office/word/2016/wordml/cid" xmlns:w16se="http://schemas.microsoft.com/office/word/2015/wordml/symex" xmlns:wpg="http://schemas.microsoft.com/office/word/2010/wordprocessingGroup" xmlns:wpi="http://schemas.microsoft.com/office/word/2010/wordprocessingInk" xmlns:wne="http://schemas.microsoft.com/office/word/2006/wordml" xmlns:wps="http://schemas.microsoft.com/office/word/2010/wordprocessingShape" mc:Ignorable="w14 w15 w16se w16cid wp14">
+<w:ftr xmlns:wpc="http://schemas.microsoft.com/office/word/2010/wordprocessingCanvas" xmlns:cx="http://schemas.microsoft.com/office/drawing/2014/chartex" xmlns:cx1="http://schemas.microsoft.com/office/drawing/2015/9/8/chartex" xmlns:cx2="http://schemas.microsoft.com/office/drawing/2015/10/21/chartex" xmlns:cx3="http://schemas.microsoft.com/office/drawing/2016/5/9/chartex" xmlns:cx4="http://schemas.microsoft.com/office/drawing/2016/5/10/chartex" xmlns:cx5="http://schemas.microsoft.com/office/drawing/2016/5/11/chartex" xmlns:cx6="http://schemas.microsoft.com/office/drawing/2016/5/12/chartex" xmlns:cx7="http://schemas.microsoft.com/office/drawing/2016/5/13/chartex" xmlns:cx8="http://schemas.microsoft.com/office/drawing/2016/5/14/chartex" xmlns:mc="http://schemas.openxmlformats.org/markup-compatibility/2006" xmlns:aink="http://schemas.microsoft.com/office/drawing/2016/ink" xmlns:am3d="http://schemas.microsoft.com/office/drawing/2017/model3d" xmlns:o="urn:schemas-microsoft-com:office:office" xmlns:oel="http://schemas.microsoft.com/office/2019/extlst" xmlns:r="http://schemas.openxmlformats.org/officeDocument/2006/relationships" xmlns:m="http://schemas.openxmlformats.org/officeDocument/2006/math" xmlns:v="urn:schemas-microsoft-com:vml" xmlns:wp14="http://schemas.microsoft.com/office/word/2010/wordprocessingDrawing" xmlns:wp="http://schemas.openxmlformats.org/drawingml/2006/wordprocessingDrawing" xmlns:w10="urn:schemas-microsoft-com:office:word" xmlns:w="http://schemas.openxmlformats.org/wordprocessingml/2006/main" xmlns:w14="http://schemas.microsoft.com/office/word/2010/wordml" xmlns:w15="http://schemas.microsoft.com/office/word/2012/wordml" xmlns:w16cex="http://schemas.microsoft.com/office/word/2018/wordml/cex" xmlns:w16cid="http://schemas.microsoft.com/office/word/2016/wordml/cid" xmlns:w16="http://schemas.microsoft.com/office/word/2018/wordml" xmlns:w16du="http://schemas.microsoft.com/office/word/2023/wordml/word16du" xmlns:w16sdtdh="http://schemas.microsoft.com/office/word/2020/wordml/sdtdatahash" xmlns:w16sdtfl="http://schemas.microsoft.com/office/word/2024/wordml/sdtformatlock" xmlns:w16se="http://schemas.microsoft.com/office/word/2015/wordml/symex" xmlns:wpg="http://schemas.microsoft.com/office/word/2010/wordprocessingGroup" xmlns:wpi="http://schemas.microsoft.com/office/word/2010/wordprocessingInk" xmlns:wne="http://schemas.microsoft.com/office/word/2006/wordml" xmlns:wps="http://schemas.microsoft.com/office/word/2010/wordprocessingShape" mc:Ignorable="w14 w15 w16se w16cid w16 w16cex w16sdtdh w16sdtfl w16du wp14">
   <w:p>
     <w:pPr>
       <w:widowControl w:val="0"/>
@@ -5719,7 +5730,7 @@
 </file>
 
 <file path=word/footnotes.xml><?xml version="1.0" encoding="utf-8"?>
-<w:footnotes xmlns:wpc="http://schemas.microsoft.com/office/word/2010/wordprocessingCanvas" xmlns:cx="http://schemas.microsoft.com/office/drawing/2014/chartex" xmlns:cx1="http://schemas.microsoft.com/office/drawing/2015/9/8/chartex" xmlns:cx2="http://schemas.microsoft.com/office/drawing/2015/10/21/chartex" xmlns:cx3="http://schemas.microsoft.com/office/drawing/2016/5/9/chartex" xmlns:cx4="http://schemas.microsoft.com/office/drawing/2016/5/10/chartex" xmlns:cx5="http://schemas.microsoft.com/office/drawing/2016/5/11/chartex" xmlns:cx6="http://schemas.microsoft.com/office/drawing/2016/5/12/chartex" xmlns:cx7="http://schemas.microsoft.com/office/drawing/2016/5/13/chartex" xmlns:cx8="http://schemas.microsoft.com/office/drawing/2016/5/14/chartex" xmlns:mc="http://schemas.openxmlformats.org/markup-compatibility/2006" xmlns:aink="http://schemas.microsoft.com/office/drawing/2016/ink" xmlns:am3d="http://schemas.microsoft.com/office/drawing/2017/model3d" xmlns:o="urn:schemas-microsoft-com:office:office" xmlns:r="http://schemas.openxmlformats.org/officeDocument/2006/relationships" xmlns:m="http://schemas.openxmlformats.org/officeDocument/2006/math" xmlns:v="urn:schemas-microsoft-com:vml" xmlns:wp14="http://schemas.microsoft.com/office/word/2010/wordprocessingDrawing" xmlns:wp="http://schemas.openxmlformats.org/drawingml/2006/wordprocessingDrawing" xmlns:w10="urn:schemas-microsoft-com:office:word" xmlns:w="http://schemas.openxmlformats.org/wordprocessingml/2006/main" xmlns:w14="http://schemas.microsoft.com/office/word/2010/wordml" xmlns:w15="http://schemas.microsoft.com/office/word/2012/wordml" xmlns:w16cid="http://schemas.microsoft.com/office/word/2016/wordml/cid" xmlns:w16se="http://schemas.microsoft.com/office/word/2015/wordml/symex" xmlns:wpg="http://schemas.microsoft.com/office/word/2010/wordprocessingGroup" xmlns:wpi="http://schemas.microsoft.com/office/word/2010/wordprocessingInk" xmlns:wne="http://schemas.microsoft.com/office/word/2006/wordml" xmlns:wps="http://schemas.microsoft.com/office/word/2010/wordprocessingShape" mc:Ignorable="w14 w15 w16se w16cid wp14">
+<w:footnotes xmlns:wpc="http://schemas.microsoft.com/office/word/2010/wordprocessingCanvas" xmlns:cx="http://schemas.microsoft.com/office/drawing/2014/chartex" xmlns:cx1="http://schemas.microsoft.com/office/drawing/2015/9/8/chartex" xmlns:cx2="http://schemas.microsoft.com/office/drawing/2015/10/21/chartex" xmlns:cx3="http://schemas.microsoft.com/office/drawing/2016/5/9/chartex" xmlns:cx4="http://schemas.microsoft.com/office/drawing/2016/5/10/chartex" xmlns:cx5="http://schemas.microsoft.com/office/drawing/2016/5/11/chartex" xmlns:cx6="http://schemas.microsoft.com/office/drawing/2016/5/12/chartex" xmlns:cx7="http://schemas.microsoft.com/office/drawing/2016/5/13/chartex" xmlns:cx8="http://schemas.microsoft.com/office/drawing/2016/5/14/chartex" xmlns:mc="http://schemas.openxmlformats.org/markup-compatibility/2006" xmlns:aink="http://schemas.microsoft.com/office/drawing/2016/ink" xmlns:am3d="http://schemas.microsoft.com/office/drawing/2017/model3d" xmlns:o="urn:schemas-microsoft-com:office:office" xmlns:oel="http://schemas.microsoft.com/office/2019/extlst" xmlns:r="http://schemas.openxmlformats.org/officeDocument/2006/relationships" xmlns:m="http://schemas.openxmlformats.org/officeDocument/2006/math" xmlns:v="urn:schemas-microsoft-com:vml" xmlns:wp14="http://schemas.microsoft.com/office/word/2010/wordprocessingDrawing" xmlns:wp="http://schemas.openxmlformats.org/drawingml/2006/wordprocessingDrawing" xmlns:w10="urn:schemas-microsoft-com:office:word" xmlns:w="http://schemas.openxmlformats.org/wordprocessingml/2006/main" xmlns:w14="http://schemas.microsoft.com/office/word/2010/wordml" xmlns:w15="http://schemas.microsoft.com/office/word/2012/wordml" xmlns:w16cex="http://schemas.microsoft.com/office/word/2018/wordml/cex" xmlns:w16cid="http://schemas.microsoft.com/office/word/2016/wordml/cid" xmlns:w16="http://schemas.microsoft.com/office/word/2018/wordml" xmlns:w16du="http://schemas.microsoft.com/office/word/2023/wordml/word16du" xmlns:w16sdtdh="http://schemas.microsoft.com/office/word/2020/wordml/sdtdatahash" xmlns:w16sdtfl="http://schemas.microsoft.com/office/word/2024/wordml/sdtformatlock" xmlns:w16se="http://schemas.microsoft.com/office/word/2015/wordml/symex" xmlns:wpg="http://schemas.microsoft.com/office/word/2010/wordprocessingGroup" xmlns:wpi="http://schemas.microsoft.com/office/word/2010/wordprocessingInk" xmlns:wne="http://schemas.microsoft.com/office/word/2006/wordml" xmlns:wps="http://schemas.microsoft.com/office/word/2010/wordprocessingShape" mc:Ignorable="w14 w15 w16se w16cid w16 w16cex w16sdtdh w16sdtfl w16du wp14">
   <w:footnote w:type="separator" w:id="-1">
     <w:p>
       <w:pPr>
@@ -5751,7 +5762,7 @@
 </file>
 
 <file path=word/numbering.xml><?xml version="1.0" encoding="utf-8"?>
-<w:numbering xmlns:wpc="http://schemas.microsoft.com/office/word/2010/wordprocessingCanvas" xmlns:cx="http://schemas.microsoft.com/office/drawing/2014/chartex" xmlns:cx1="http://schemas.microsoft.com/office/drawing/2015/9/8/chartex" xmlns:cx2="http://schemas.microsoft.com/office/drawing/2015/10/21/chartex" xmlns:cx3="http://schemas.microsoft.com/office/drawing/2016/5/9/chartex" xmlns:cx4="http://schemas.microsoft.com/office/drawing/2016/5/10/chartex" xmlns:cx5="http://schemas.microsoft.com/office/drawing/2016/5/11/chartex" xmlns:cx6="http://schemas.microsoft.com/office/drawing/2016/5/12/chartex" xmlns:cx7="http://schemas.microsoft.com/office/drawing/2016/5/13/chartex" xmlns:cx8="http://schemas.microsoft.com/office/drawing/2016/5/14/chartex" xmlns:mc="http://schemas.openxmlformats.org/markup-compatibility/2006" xmlns:aink="http://schemas.microsoft.com/office/drawing/2016/ink" xmlns:am3d="http://schemas.microsoft.com/office/drawing/2017/model3d" xmlns:o="urn:schemas-microsoft-com:office:office" xmlns:r="http://schemas.openxmlformats.org/officeDocument/2006/relationships" xmlns:m="http://schemas.openxmlformats.org/officeDocument/2006/math" xmlns:v="urn:schemas-microsoft-com:vml" xmlns:wp14="http://schemas.microsoft.com/office/word/2010/wordprocessingDrawing" xmlns:wp="http://schemas.openxmlformats.org/drawingml/2006/wordprocessingDrawing" xmlns:w10="urn:schemas-microsoft-com:office:word" xmlns:w="http://schemas.openxmlformats.org/wordprocessingml/2006/main" xmlns:w14="http://schemas.microsoft.com/office/word/2010/wordml" xmlns:w15="http://schemas.microsoft.com/office/word/2012/wordml" xmlns:w16cid="http://schemas.microsoft.com/office/word/2016/wordml/cid" xmlns:w16se="http://schemas.microsoft.com/office/word/2015/wordml/symex" xmlns:wpg="http://schemas.microsoft.com/office/word/2010/wordprocessingGroup" xmlns:wpi="http://schemas.microsoft.com/office/word/2010/wordprocessingInk" xmlns:wne="http://schemas.microsoft.com/office/word/2006/wordml" xmlns:wps="http://schemas.microsoft.com/office/word/2010/wordprocessingShape" mc:Ignorable="w14 w15 w16se w16cid wp14">
+<w:numbering xmlns:wpc="http://schemas.microsoft.com/office/word/2010/wordprocessingCanvas" xmlns:cx="http://schemas.microsoft.com/office/drawing/2014/chartex" xmlns:cx1="http://schemas.microsoft.com/office/drawing/2015/9/8/chartex" xmlns:cx2="http://schemas.microsoft.com/office/drawing/2015/10/21/chartex" xmlns:cx3="http://schemas.microsoft.com/office/drawing/2016/5/9/chartex" xmlns:cx4="http://schemas.microsoft.com/office/drawing/2016/5/10/chartex" xmlns:cx5="http://schemas.microsoft.com/office/drawing/2016/5/11/chartex" xmlns:cx6="http://schemas.microsoft.com/office/drawing/2016/5/12/chartex" xmlns:cx7="http://schemas.microsoft.com/office/drawing/2016/5/13/chartex" xmlns:cx8="http://schemas.microsoft.com/office/drawing/2016/5/14/chartex" xmlns:mc="http://schemas.openxmlformats.org/markup-compatibility/2006" xmlns:aink="http://schemas.microsoft.com/office/drawing/2016/ink" xmlns:am3d="http://schemas.microsoft.com/office/drawing/2017/model3d" xmlns:o="urn:schemas-microsoft-com:office:office" xmlns:oel="http://schemas.microsoft.com/office/2019/extlst" xmlns:r="http://schemas.openxmlformats.org/officeDocument/2006/relationships" xmlns:m="http://schemas.openxmlformats.org/officeDocument/2006/math" xmlns:v="urn:schemas-microsoft-com:vml" xmlns:wp14="http://schemas.microsoft.com/office/word/2010/wordprocessingDrawing" xmlns:wp="http://schemas.openxmlformats.org/drawingml/2006/wordprocessingDrawing" xmlns:w10="urn:schemas-microsoft-com:office:word" xmlns:w="http://schemas.openxmlformats.org/wordprocessingml/2006/main" xmlns:w14="http://schemas.microsoft.com/office/word/2010/wordml" xmlns:w15="http://schemas.microsoft.com/office/word/2012/wordml" xmlns:w16cex="http://schemas.microsoft.com/office/word/2018/wordml/cex" xmlns:w16cid="http://schemas.microsoft.com/office/word/2016/wordml/cid" xmlns:w16="http://schemas.microsoft.com/office/word/2018/wordml" xmlns:w16du="http://schemas.microsoft.com/office/word/2023/wordml/word16du" xmlns:w16sdtdh="http://schemas.microsoft.com/office/word/2020/wordml/sdtdatahash" xmlns:w16sdtfl="http://schemas.microsoft.com/office/word/2024/wordml/sdtformatlock" xmlns:w16se="http://schemas.microsoft.com/office/word/2015/wordml/symex" xmlns:wpg="http://schemas.microsoft.com/office/word/2010/wordprocessingGroup" xmlns:wpi="http://schemas.microsoft.com/office/word/2010/wordprocessingInk" xmlns:wne="http://schemas.microsoft.com/office/word/2006/wordml" xmlns:wps="http://schemas.microsoft.com/office/word/2010/wordprocessingShape" mc:Ignorable="w14 w15 w16se w16cid w16 w16cex w16sdtdh w16sdtfl w16du wp14">
   <w:abstractNum w:abstractNumId="0" w15:restartNumberingAfterBreak="0">
     <w:nsid w:val="00DC26EB"/>
     <w:multiLevelType w:val="hybridMultilevel"/>
@@ -10210,148 +10221,148 @@
       </w:pPr>
     </w:lvl>
   </w:abstractNum>
-  <w:num w:numId="1">
+  <w:num w:numId="1" w16cid:durableId="1142620871">
     <w:abstractNumId w:val="4"/>
   </w:num>
-  <w:num w:numId="2">
+  <w:num w:numId="2" w16cid:durableId="955453863">
     <w:abstractNumId w:val="35"/>
   </w:num>
-  <w:num w:numId="3">
+  <w:num w:numId="3" w16cid:durableId="529416166">
     <w:abstractNumId w:val="8"/>
   </w:num>
-  <w:num w:numId="4">
+  <w:num w:numId="4" w16cid:durableId="832261451">
     <w:abstractNumId w:val="15"/>
   </w:num>
-  <w:num w:numId="5">
+  <w:num w:numId="5" w16cid:durableId="855196339">
     <w:abstractNumId w:val="3"/>
   </w:num>
-  <w:num w:numId="6">
+  <w:num w:numId="6" w16cid:durableId="691496035">
     <w:abstractNumId w:val="36"/>
   </w:num>
-  <w:num w:numId="7">
+  <w:num w:numId="7" w16cid:durableId="549532989">
     <w:abstractNumId w:val="17"/>
   </w:num>
-  <w:num w:numId="8">
+  <w:num w:numId="8" w16cid:durableId="1784684552">
     <w:abstractNumId w:val="5"/>
   </w:num>
-  <w:num w:numId="9">
+  <w:num w:numId="9" w16cid:durableId="1848251883">
     <w:abstractNumId w:val="31"/>
   </w:num>
-  <w:num w:numId="10">
+  <w:num w:numId="10" w16cid:durableId="2141723007">
     <w:abstractNumId w:val="34"/>
   </w:num>
-  <w:num w:numId="11">
+  <w:num w:numId="11" w16cid:durableId="1493255956">
     <w:abstractNumId w:val="9"/>
   </w:num>
-  <w:num w:numId="12">
+  <w:num w:numId="12" w16cid:durableId="363294503">
     <w:abstractNumId w:val="16"/>
   </w:num>
-  <w:num w:numId="13">
+  <w:num w:numId="13" w16cid:durableId="1310791532">
     <w:abstractNumId w:val="1"/>
   </w:num>
-  <w:num w:numId="14">
+  <w:num w:numId="14" w16cid:durableId="1418945169">
     <w:abstractNumId w:val="45"/>
   </w:num>
-  <w:num w:numId="15">
+  <w:num w:numId="15" w16cid:durableId="1635059186">
     <w:abstractNumId w:val="27"/>
   </w:num>
-  <w:num w:numId="16">
+  <w:num w:numId="16" w16cid:durableId="1028408143">
     <w:abstractNumId w:val="40"/>
   </w:num>
-  <w:num w:numId="17">
+  <w:num w:numId="17" w16cid:durableId="931083979">
     <w:abstractNumId w:val="11"/>
   </w:num>
-  <w:num w:numId="18">
+  <w:num w:numId="18" w16cid:durableId="962686100">
     <w:abstractNumId w:val="39"/>
   </w:num>
-  <w:num w:numId="19">
+  <w:num w:numId="19" w16cid:durableId="380902188">
     <w:abstractNumId w:val="25"/>
   </w:num>
-  <w:num w:numId="20">
+  <w:num w:numId="20" w16cid:durableId="1929341956">
     <w:abstractNumId w:val="26"/>
   </w:num>
-  <w:num w:numId="21">
+  <w:num w:numId="21" w16cid:durableId="545217980">
     <w:abstractNumId w:val="32"/>
   </w:num>
-  <w:num w:numId="22">
+  <w:num w:numId="22" w16cid:durableId="307318355">
     <w:abstractNumId w:val="38"/>
   </w:num>
-  <w:num w:numId="23">
+  <w:num w:numId="23" w16cid:durableId="39718921">
     <w:abstractNumId w:val="13"/>
   </w:num>
-  <w:num w:numId="24">
+  <w:num w:numId="24" w16cid:durableId="727144417">
     <w:abstractNumId w:val="18"/>
   </w:num>
-  <w:num w:numId="25">
+  <w:num w:numId="25" w16cid:durableId="1284537946">
     <w:abstractNumId w:val="43"/>
   </w:num>
-  <w:num w:numId="26">
+  <w:num w:numId="26" w16cid:durableId="282081661">
     <w:abstractNumId w:val="22"/>
   </w:num>
-  <w:num w:numId="27">
+  <w:num w:numId="27" w16cid:durableId="47151467">
     <w:abstractNumId w:val="6"/>
   </w:num>
-  <w:num w:numId="28">
+  <w:num w:numId="28" w16cid:durableId="1249852280">
     <w:abstractNumId w:val="30"/>
   </w:num>
-  <w:num w:numId="29">
+  <w:num w:numId="29" w16cid:durableId="1356538736">
     <w:abstractNumId w:val="19"/>
   </w:num>
-  <w:num w:numId="30">
+  <w:num w:numId="30" w16cid:durableId="1855071718">
     <w:abstractNumId w:val="20"/>
   </w:num>
-  <w:num w:numId="31">
+  <w:num w:numId="31" w16cid:durableId="1666279280">
     <w:abstractNumId w:val="37"/>
   </w:num>
-  <w:num w:numId="32">
+  <w:num w:numId="32" w16cid:durableId="1018121188">
     <w:abstractNumId w:val="29"/>
   </w:num>
-  <w:num w:numId="33">
+  <w:num w:numId="33" w16cid:durableId="1778210945">
     <w:abstractNumId w:val="12"/>
   </w:num>
-  <w:num w:numId="34">
+  <w:num w:numId="34" w16cid:durableId="579565418">
     <w:abstractNumId w:val="41"/>
   </w:num>
-  <w:num w:numId="35">
+  <w:num w:numId="35" w16cid:durableId="2034187543">
     <w:abstractNumId w:val="33"/>
   </w:num>
-  <w:num w:numId="36">
+  <w:num w:numId="36" w16cid:durableId="1851986717">
     <w:abstractNumId w:val="46"/>
   </w:num>
-  <w:num w:numId="37">
+  <w:num w:numId="37" w16cid:durableId="306519993">
     <w:abstractNumId w:val="2"/>
   </w:num>
-  <w:num w:numId="38">
+  <w:num w:numId="38" w16cid:durableId="2011714316">
     <w:abstractNumId w:val="28"/>
   </w:num>
-  <w:num w:numId="39">
+  <w:num w:numId="39" w16cid:durableId="1566337432">
     <w:abstractNumId w:val="47"/>
   </w:num>
-  <w:num w:numId="40">
+  <w:num w:numId="40" w16cid:durableId="547301365">
     <w:abstractNumId w:val="23"/>
   </w:num>
-  <w:num w:numId="41">
+  <w:num w:numId="41" w16cid:durableId="233901428">
     <w:abstractNumId w:val="44"/>
   </w:num>
-  <w:num w:numId="42">
+  <w:num w:numId="42" w16cid:durableId="1297098963">
     <w:abstractNumId w:val="42"/>
   </w:num>
-  <w:num w:numId="43">
+  <w:num w:numId="43" w16cid:durableId="1993871129">
     <w:abstractNumId w:val="14"/>
   </w:num>
-  <w:num w:numId="44">
+  <w:num w:numId="44" w16cid:durableId="497110832">
     <w:abstractNumId w:val="10"/>
   </w:num>
-  <w:num w:numId="45">
+  <w:num w:numId="45" w16cid:durableId="1537698428">
     <w:abstractNumId w:val="24"/>
   </w:num>
-  <w:num w:numId="46">
+  <w:num w:numId="46" w16cid:durableId="2019506046">
     <w:abstractNumId w:val="7"/>
   </w:num>
-  <w:num w:numId="47">
+  <w:num w:numId="47" w16cid:durableId="1473907581">
     <w:abstractNumId w:val="0"/>
   </w:num>
-  <w:num w:numId="48">
+  <w:num w:numId="48" w16cid:durableId="1357268213">
     <w:abstractNumId w:val="21"/>
   </w:num>
   <w:numIdMacAtCleanup w:val="9"/>
@@ -10359,7 +10370,7 @@
 </file>
 
 <file path=word/styles.xml><?xml version="1.0" encoding="utf-8"?>
-<w:styles xmlns:mc="http://schemas.openxmlformats.org/markup-compatibility/2006" xmlns:r="http://schemas.openxmlformats.org/officeDocument/2006/relationships" xmlns:w="http://schemas.openxmlformats.org/wordprocessingml/2006/main" xmlns:w14="http://schemas.microsoft.com/office/word/2010/wordml" xmlns:w15="http://schemas.microsoft.com/office/word/2012/wordml" xmlns:w16cid="http://schemas.microsoft.com/office/word/2016/wordml/cid" xmlns:w16se="http://schemas.microsoft.com/office/word/2015/wordml/symex" mc:Ignorable="w14 w15 w16se w16cid">
+<w:styles xmlns:mc="http://schemas.openxmlformats.org/markup-compatibility/2006" xmlns:r="http://schemas.openxmlformats.org/officeDocument/2006/relationships" xmlns:w="http://schemas.openxmlformats.org/wordprocessingml/2006/main" xmlns:w14="http://schemas.microsoft.com/office/word/2010/wordml" xmlns:w15="http://schemas.microsoft.com/office/word/2012/wordml" xmlns:w16cex="http://schemas.microsoft.com/office/word/2018/wordml/cex" xmlns:w16cid="http://schemas.microsoft.com/office/word/2016/wordml/cid" xmlns:w16="http://schemas.microsoft.com/office/word/2018/wordml" xmlns:w16du="http://schemas.microsoft.com/office/word/2023/wordml/word16du" xmlns:w16sdtdh="http://schemas.microsoft.com/office/word/2020/wordml/sdtdatahash" xmlns:w16sdtfl="http://schemas.microsoft.com/office/word/2024/wordml/sdtformatlock" xmlns:w16se="http://schemas.microsoft.com/office/word/2015/wordml/symex" mc:Ignorable="w14 w15 w16se w16cid w16 w16cex w16sdtdh w16sdtfl w16du">
   <w:docDefaults>
     <w:rPrDefault>
       <w:rPr>
@@ -10375,7 +10386,7 @@
       </w:pPr>
     </w:pPrDefault>
   </w:docDefaults>
-  <w:latentStyles w:defLockedState="0" w:defUIPriority="99" w:defSemiHidden="0" w:defUnhideWhenUsed="0" w:defQFormat="0" w:count="375">
+  <w:latentStyles w:defLockedState="0" w:defUIPriority="99" w:defSemiHidden="0" w:defUnhideWhenUsed="0" w:defQFormat="0" w:count="376">
     <w:lsdException w:name="Normal" w:uiPriority="0" w:qFormat="1"/>
     <w:lsdException w:name="heading 1" w:uiPriority="9" w:qFormat="1"/>
     <w:lsdException w:name="heading 2" w:semiHidden="1" w:uiPriority="9" w:unhideWhenUsed="1" w:qFormat="1"/>
@@ -10751,6 +10762,7 @@
     <w:lsdException w:name="Smart Hyperlink" w:semiHidden="1" w:unhideWhenUsed="1"/>
     <w:lsdException w:name="Hashtag" w:semiHidden="1" w:unhideWhenUsed="1"/>
     <w:lsdException w:name="Unresolved Mention" w:semiHidden="1" w:unhideWhenUsed="1"/>
+    <w:lsdException w:name="Smart Link" w:semiHidden="1" w:unhideWhenUsed="1"/>
   </w:latentStyles>
   <w:style w:type="paragraph" w:default="1" w:styleId="Normal">
     <w:name w:val="Normal"/>
@@ -11571,9 +11583,12 @@
 </file>
 
 <file path=customXml/item1.xml><?xml version="1.0" encoding="utf-8"?>
-<p:properties xmlns:p="http://schemas.microsoft.com/office/2006/metadata/properties" xmlns:xsi="http://www.w3.org/2001/XMLSchema-instance" xmlns:pc="http://schemas.microsoft.com/office/infopath/2007/PartnerControls">
-  <documentManagement/>
-</p:properties>
+<?mso-contentType ?>
+<FormTemplates xmlns="http://schemas.microsoft.com/sharepoint/v3/contenttype/forms">
+  <Display>DocumentLibraryForm</Display>
+  <Edit>DocumentLibraryForm</Edit>
+  <New>DocumentLibraryForm</New>
+</FormTemplates>
 </file>
 
 <file path=customXml/item2.xml><?xml version="1.0" encoding="utf-8"?>
@@ -11806,12 +11821,9 @@
 </file>
 
 <file path=customXml/item3.xml><?xml version="1.0" encoding="utf-8"?>
-<?mso-contentType ?>
-<FormTemplates xmlns="http://schemas.microsoft.com/sharepoint/v3/contenttype/forms">
-  <Display>DocumentLibraryForm</Display>
-  <Edit>DocumentLibraryForm</Edit>
-  <New>DocumentLibraryForm</New>
-</FormTemplates>
+<p:properties xmlns:p="http://schemas.microsoft.com/office/2006/metadata/properties" xmlns:xsi="http://www.w3.org/2001/XMLSchema-instance" xmlns:pc="http://schemas.microsoft.com/office/infopath/2007/PartnerControls">
+  <documentManagement/>
+</p:properties>
 </file>
 
 <file path=customXml/item4.xml><?xml version="1.0" encoding="utf-8"?>
@@ -11819,10 +11831,9 @@
 </file>
 
 <file path=customXml/itemProps1.xml><?xml version="1.0" encoding="utf-8"?>
-<ds:datastoreItem xmlns:ds="http://schemas.openxmlformats.org/officeDocument/2006/customXml" ds:itemID="{1A5F5AF1-B05B-4704-B970-F66948F444EC}">
+<ds:datastoreItem xmlns:ds="http://schemas.openxmlformats.org/officeDocument/2006/customXml" ds:itemID="{7BFD71E4-33D5-445D-9CFC-21F1C7989C0E}">
   <ds:schemaRefs>
-    <ds:schemaRef ds:uri="http://schemas.microsoft.com/office/2006/metadata/properties"/>
-    <ds:schemaRef ds:uri="http://schemas.microsoft.com/office/infopath/2007/PartnerControls"/>
+    <ds:schemaRef ds:uri="http://schemas.microsoft.com/sharepoint/v3/contenttype/forms"/>
   </ds:schemaRefs>
 </ds:datastoreItem>
 </file>
@@ -11847,9 +11858,10 @@
 </file>
 
 <file path=customXml/itemProps3.xml><?xml version="1.0" encoding="utf-8"?>
-<ds:datastoreItem xmlns:ds="http://schemas.openxmlformats.org/officeDocument/2006/customXml" ds:itemID="{7BFD71E4-33D5-445D-9CFC-21F1C7989C0E}">
+<ds:datastoreItem xmlns:ds="http://schemas.openxmlformats.org/officeDocument/2006/customXml" ds:itemID="{1A5F5AF1-B05B-4704-B970-F66948F444EC}">
   <ds:schemaRefs>
-    <ds:schemaRef ds:uri="http://schemas.microsoft.com/sharepoint/v3/contenttype/forms"/>
+    <ds:schemaRef ds:uri="http://schemas.microsoft.com/office/2006/metadata/properties"/>
+    <ds:schemaRef ds:uri="http://schemas.microsoft.com/office/infopath/2007/PartnerControls"/>
   </ds:schemaRefs>
 </ds:datastoreItem>
 </file>
